--- a/dist/SUBMISSION_FINAL/Thesis_LuanAn/cd1_part3_cases_conclusion.docx
+++ b/dist/SUBMISSION_FINAL/Thesis_LuanAn/cd1_part3_cases_conclusion.docx
@@ -8472,7 +8472,7 @@
     <w:qFormat/>
     <w:pPr>
       <w:ind w:firstLine="567"/>
-      <w:spacing w:line="360" w:lineRule="auto"/>
+      <w:spacing w:line="288" w:lineRule="auto"/>
       <w:jc w:val="both"/>
     </w:pPr>
     <w:rPr>
@@ -8486,7 +8486,7 @@
     <w:basedOn w:val="Normal"/>
     <w:link w:val="BodyTextChar"/>
     <w:pPr>
-      <w:spacing w:after="180" w:before="180" w:line="360" w:lineRule="auto"/>
+      <w:spacing w:after="180" w:before="180" w:line="288" w:lineRule="auto"/>
       <w:jc w:val="both"/>
     </w:pPr>
     <w:qFormat/>
@@ -8502,7 +8502,7 @@
     <w:next w:val="BodyText"/>
     <w:qFormat/>
     <w:pPr>
-      <w:spacing w:line="360" w:lineRule="auto"/>
+      <w:spacing w:line="288" w:lineRule="auto"/>
       <w:jc w:val="both"/>
     </w:pPr>
     <w:rPr>
@@ -8516,7 +8516,7 @@
     <w:basedOn w:val="BodyText"/>
     <w:qFormat/>
     <w:pPr>
-      <w:spacing w:after="36" w:before="36" w:line="360" w:lineRule="auto"/>
+      <w:spacing w:after="36" w:before="36" w:line="288" w:lineRule="auto"/>
       <w:jc w:val="both"/>
     </w:pPr>
     <w:rPr>
@@ -8533,7 +8533,7 @@
     <w:pPr>
       <w:keepNext/>
       <w:keepLines/>
-      <w:spacing w:after="240" w:before="480" w:line="360" w:lineRule="auto"/>
+      <w:spacing w:after="240" w:before="480" w:line="288" w:lineRule="auto"/>
       <w:jc w:val="both"/>
     </w:pPr>
     <w:rPr>
@@ -8553,7 +8553,7 @@
     <w:pPr>
       <w:keepNext/>
       <w:keepLines/>
-      <w:spacing w:after="240" w:before="240" w:line="360" w:lineRule="auto"/>
+      <w:spacing w:after="240" w:before="240" w:line="288" w:lineRule="auto"/>
       <w:jc w:val="both"/>
     </w:pPr>
     <w:rPr>
@@ -8570,7 +8570,7 @@
     <w:pPr>
       <w:keepNext/>
       <w:keepLines/>
-      <w:spacing w:line="360" w:lineRule="auto"/>
+      <w:spacing w:line="288" w:lineRule="auto"/>
       <w:jc w:val="both"/>
     </w:pPr>
     <w:rPr>
@@ -8586,7 +8586,7 @@
     <w:pPr>
       <w:keepNext/>
       <w:keepLines/>
-      <w:spacing w:line="360" w:lineRule="auto"/>
+      <w:spacing w:line="288" w:lineRule="auto"/>
       <w:jc w:val="both"/>
     </w:pPr>
     <w:rPr>
@@ -8604,7 +8604,7 @@
       <w:keepNext/>
       <w:keepLines/>
       <w:jc w:val="both"/>
-      <w:spacing w:after="0" w:before="300" w:line="360" w:lineRule="auto"/>
+      <w:spacing w:after="0" w:before="300" w:line="288" w:lineRule="auto"/>
     </w:pPr>
     <w:rPr>
       <w:color w:val="000000"/>
@@ -8622,7 +8622,7 @@
     <w:pPr>
       <w:keepNext/>
       <w:keepLines/>
-      <w:spacing w:after="300" w:before="100" w:line="360" w:lineRule="auto"/>
+      <w:spacing w:after="300" w:before="100" w:line="288" w:lineRule="auto"/>
       <w:jc w:val="both"/>
     </w:pPr>
     <w:rPr>
@@ -8638,7 +8638,7 @@
     <w:next w:val="Bibliography"/>
     <w:qFormat/>
     <w:pPr>
-      <w:spacing w:line="360" w:lineRule="auto"/>
+      <w:spacing w:line="288" w:lineRule="auto"/>
       <w:jc w:val="both"/>
     </w:pPr>
     <w:rPr>
@@ -8656,7 +8656,7 @@
     <w:pPr>
       <w:keepNext/>
       <w:keepLines/>
-      <w:spacing w:after="0" w:before="480" w:line="360" w:lineRule="auto"/>
+      <w:spacing w:after="0" w:before="480" w:line="288" w:lineRule="auto"/>
       <w:jc w:val="center"/>
       <w:outlineLvl w:val="0"/>
     </w:pPr>
@@ -8665,7 +8665,7 @@
       <w:b/>
       <w:bCs/>
       <w:color w:val="000000"/>
-      <w:sz w:val="32"/>
+      <w:sz w:val="28"/>
       <w:szCs w:val="32"/>
     </w:rPr>
   </w:style>
@@ -8679,7 +8679,7 @@
     <w:pPr>
       <w:keepNext/>
       <w:keepLines/>
-      <w:spacing w:after="0" w:before="200" w:line="360" w:lineRule="auto"/>
+      <w:spacing w:after="0" w:before="200" w:line="288" w:lineRule="auto"/>
       <w:jc w:val="both"/>
       <w:outlineLvl w:val="1"/>
     </w:pPr>
@@ -8688,7 +8688,7 @@
       <w:b/>
       <w:bCs/>
       <w:color w:val="000000"/>
-      <w:sz w:val="28"/>
+      <w:sz w:val="26"/>
       <w:szCs w:val="28"/>
     </w:rPr>
   </w:style>
@@ -8702,7 +8702,7 @@
     <w:pPr>
       <w:keepNext/>
       <w:keepLines/>
-      <w:spacing w:after="0" w:before="200" w:line="360" w:lineRule="auto"/>
+      <w:spacing w:after="0" w:before="200" w:line="288" w:lineRule="auto"/>
       <w:jc w:val="both"/>
       <w:outlineLvl w:val="2"/>
     </w:pPr>
@@ -8725,7 +8725,7 @@
     <w:pPr>
       <w:keepNext/>
       <w:keepLines/>
-      <w:spacing w:after="0" w:before="200" w:line="360" w:lineRule="auto"/>
+      <w:spacing w:after="0" w:before="200" w:line="288" w:lineRule="auto"/>
       <w:jc w:val="both"/>
       <w:outlineLvl w:val="3"/>
     </w:pPr>
@@ -8748,7 +8748,7 @@
     <w:pPr>
       <w:keepNext/>
       <w:keepLines/>
-      <w:spacing w:after="0" w:before="200" w:line="360" w:lineRule="auto"/>
+      <w:spacing w:after="0" w:before="200" w:line="288" w:lineRule="auto"/>
       <w:jc w:val="both"/>
       <w:outlineLvl w:val="4"/>
     </w:pPr>
@@ -8770,7 +8770,7 @@
     <w:pPr>
       <w:keepNext/>
       <w:keepLines/>
-      <w:spacing w:after="0" w:before="200" w:line="360" w:lineRule="auto"/>
+      <w:spacing w:after="0" w:before="200" w:line="288" w:lineRule="auto"/>
       <w:jc w:val="both"/>
       <w:outlineLvl w:val="5"/>
     </w:pPr>
@@ -8791,7 +8791,7 @@
     <w:pPr>
       <w:keepNext/>
       <w:keepLines/>
-      <w:spacing w:after="0" w:before="200" w:line="360" w:lineRule="auto"/>
+      <w:spacing w:after="0" w:before="200" w:line="288" w:lineRule="auto"/>
       <w:jc w:val="both"/>
       <w:outlineLvl w:val="6"/>
     </w:pPr>
@@ -8812,7 +8812,7 @@
     <w:pPr>
       <w:keepNext/>
       <w:keepLines/>
-      <w:spacing w:after="0" w:before="200" w:line="360" w:lineRule="auto"/>
+      <w:spacing w:after="0" w:before="200" w:line="288" w:lineRule="auto"/>
       <w:jc w:val="both"/>
       <w:outlineLvl w:val="7"/>
     </w:pPr>
@@ -8833,7 +8833,7 @@
     <w:pPr>
       <w:keepNext/>
       <w:keepLines/>
-      <w:spacing w:after="0" w:before="200" w:line="360" w:lineRule="auto"/>
+      <w:spacing w:after="0" w:before="200" w:line="288" w:lineRule="auto"/>
       <w:jc w:val="both"/>
       <w:outlineLvl w:val="8"/>
     </w:pPr>
@@ -8852,7 +8852,7 @@
     <w:unhideWhenUsed/>
     <w:qFormat/>
     <w:pPr>
-      <w:spacing w:after="100" w:before="100" w:line="360" w:lineRule="auto"/>
+      <w:spacing w:after="100" w:before="100" w:line="288" w:lineRule="auto"/>
       <w:ind w:firstLine="0" w:left="480" w:right="480"/>
       <w:jc w:val="both"/>
     </w:pPr>
@@ -8870,7 +8870,7 @@
     <w:unhideWhenUsed/>
     <w:qFormat/>
     <w:pPr>
-      <w:spacing w:line="360" w:lineRule="auto"/>
+      <w:spacing w:line="288" w:lineRule="auto"/>
       <w:jc w:val="both"/>
     </w:pPr>
     <w:rPr>
@@ -8896,7 +8896,7 @@
     <w:unhideWhenUsed/>
     <w:qFormat/>
     <w:pPr>
-      <w:spacing w:line="360" w:lineRule="auto"/>
+      <w:spacing w:line="288" w:lineRule="auto"/>
       <w:jc w:val="both"/>
     </w:pPr>
     <w:rPr>
@@ -8936,7 +8936,7 @@
     <w:pPr>
       <w:keepNext/>
       <w:keepLines/>
-      <w:spacing w:after="0" w:line="360" w:lineRule="auto"/>
+      <w:spacing w:after="0" w:line="288" w:lineRule="auto"/>
       <w:jc w:val="both"/>
     </w:pPr>
     <w:rPr>
@@ -8950,7 +8950,7 @@
     <w:name w:val="Definition"/>
     <w:basedOn w:val="Normal"/>
     <w:pPr>
-      <w:spacing w:line="360" w:lineRule="auto"/>
+      <w:spacing w:line="288" w:lineRule="auto"/>
       <w:jc w:val="both"/>
     </w:pPr>
     <w:rPr>
@@ -8964,7 +8964,7 @@
     <w:basedOn w:val="Normal"/>
     <w:link w:val="BodyTextChar"/>
     <w:pPr>
-      <w:spacing w:after="120" w:before="0" w:line="360" w:lineRule="auto"/>
+      <w:spacing w:after="120" w:before="0" w:line="288" w:lineRule="auto"/>
       <w:jc w:val="both"/>
     </w:pPr>
     <w:rPr>
@@ -8979,7 +8979,7 @@
     <w:basedOn w:val="Caption"/>
     <w:pPr>
       <w:keepNext/>
-      <w:spacing w:line="360" w:lineRule="auto"/>
+      <w:spacing w:line="288" w:lineRule="auto"/>
       <w:jc w:val="both"/>
     </w:pPr>
     <w:rPr>
@@ -8992,7 +8992,7 @@
     <w:name w:val="Image Caption"/>
     <w:basedOn w:val="Caption"/>
     <w:pPr>
-      <w:spacing w:line="360" w:lineRule="auto"/>
+      <w:spacing w:line="288" w:lineRule="auto"/>
       <w:jc w:val="both"/>
     </w:pPr>
     <w:rPr>
@@ -9005,7 +9005,7 @@
     <w:name w:val="Figure"/>
     <w:basedOn w:val="Normal"/>
     <w:pPr>
-      <w:spacing w:line="360" w:lineRule="auto"/>
+      <w:spacing w:line="288" w:lineRule="auto"/>
       <w:jc w:val="both"/>
     </w:pPr>
     <w:rPr>
@@ -9019,7 +9019,7 @@
     <w:basedOn w:val="Figure"/>
     <w:pPr>
       <w:keepNext/>
-      <w:spacing w:line="360" w:lineRule="auto"/>
+      <w:spacing w:line="288" w:lineRule="auto"/>
       <w:jc w:val="both"/>
     </w:pPr>
     <w:rPr>
@@ -9083,7 +9083,7 @@
     <w:unhideWhenUsed/>
     <w:qFormat/>
     <w:pPr>
-      <w:spacing w:before="240" w:line="360" w:lineRule="auto"/>
+      <w:spacing w:before="240" w:line="288" w:lineRule="auto"/>
       <w:jc w:val="both"/>
       <w:outlineLvl w:val="9"/>
     </w:pPr>

--- a/dist/SUBMISSION_FINAL/Thesis_LuanAn/cd1_part3_cases_conclusion.docx
+++ b/dist/SUBMISSION_FINAL/Thesis_LuanAn/cd1_part3_cases_conclusion.docx
@@ -2,7 +2,7 @@
 <file path=word/document.xml><?xml version="1.0" encoding="utf-8"?>
 <w:document xmlns:w="http://schemas.openxmlformats.org/wordprocessingml/2006/main" xmlns:m="http://schemas.openxmlformats.org/officeDocument/2006/math" xmlns:r="http://schemas.openxmlformats.org/officeDocument/2006/relationships" xmlns:o="urn:schemas-microsoft-com:office:office" xmlns:v="urn:schemas-microsoft-com:vml" xmlns:w10="urn:schemas-microsoft-com:office:word" xmlns:a="http://schemas.openxmlformats.org/drawingml/2006/main" xmlns:pic="http://schemas.openxmlformats.org/drawingml/2006/picture" xmlns:wp="http://schemas.openxmlformats.org/drawingml/2006/wordprocessingDrawing">
   <w:body>
-    <w:bookmarkStart w:id="48" w:name="X765356a2c7090008fc2341306a20a5414c93680"/>
+    <w:bookmarkStart w:id="49" w:name="X765356a2c7090008fc2341306a20a5414c93680"/>
     <w:p>
       <w:pPr>
         <w:pStyle w:val="Heading1"/>
@@ -2594,7 +2594,7 @@
     </w:p>
     <w:bookmarkEnd w:id="28"/>
     <w:bookmarkEnd w:id="29"/>
-    <w:bookmarkStart w:id="33" w:name="chương-6-các-yếu-tố-giải-thích-sơ-bộ"/>
+    <w:bookmarkStart w:id="34" w:name="chương-6-các-yếu-tố-giải-thích-sơ-bộ"/>
     <w:p>
       <w:pPr>
         <w:pStyle w:val="Heading2"/>
@@ -4752,6 +4752,110 @@
         <w:t xml:space="preserve">mà OECD (2026) ví von gợi ý rằng phần thị phần giành được nhờ trợ cấp không phản ánh năng lực thực chất; bằng chứng năng suất của luận án (β = +0,179 cho TCI tại Việt Nam; β = +0,172 cho DAI ở mẫu gộp đa quốc gia) do đó càng đáng tin cậy vì đo lường hiệu quả thực chất chứ không phải lợi thế trợ cấp.</w:t>
       </w:r>
     </w:p>
+    <w:bookmarkEnd w:id="32"/>
+    <w:bookmarkStart w:id="33" w:name="X0821715fb5217905db9b697101d1a64ef36b1c7"/>
+    <w:p>
+      <w:pPr>
+        <w:pStyle w:val="Heading3"/>
+      </w:pPr>
+      <w:r>
+        <w:t xml:space="preserve">6.4 Bối cảnh kinh tế vĩ mô toàn cầu tháng 6 năm 2026 (OECD Economic Outlook 2026)</w:t>
+      </w:r>
+    </w:p>
+    <w:p>
+      <w:pPr>
+        <w:pStyle w:val="FirstParagraph"/>
+      </w:pPr>
+      <w:r>
+        <w:t xml:space="preserve">Báo cáo</w:t>
+      </w:r>
+      <w:r>
+        <w:t xml:space="preserve"> </w:t>
+      </w:r>
+      <w:r>
+        <w:rPr>
+          <w:iCs/>
+          <w:i/>
+        </w:rPr>
+        <w:t xml:space="preserve">OECD Economic Outlook, Volume 2026 Issue 1: Under Pressure</w:t>
+      </w:r>
+      <w:r>
+        <w:t xml:space="preserve"> </w:t>
+      </w:r>
+      <w:r>
+        <w:t xml:space="preserve">(OECD, 2026) phát hành tháng 6 năm 2026 cung cấp bức tranh kinh tế vĩ mô gần nhất với mốc hoàn thiện luận án. Tiêu đề</w:t>
+      </w:r>
+      <w:r>
+        <w:t xml:space="preserve"> </w:t>
+      </w:r>
+      <w:r>
+        <w:t xml:space="preserve">“</w:t>
+      </w:r>
+      <w:r>
+        <w:t xml:space="preserve">Dưới áp lực</w:t>
+      </w:r>
+      <w:r>
+        <w:t xml:space="preserve">”</w:t>
+      </w:r>
+      <w:r>
+        <w:t xml:space="preserve"> </w:t>
+      </w:r>
+      <w:r>
+        <w:t xml:space="preserve">phản ánh ba nguồn áp lực đồng thời mà OECD nhận diện: thứ nhất là việc leo thang thuế quan và phân mảnh thương mại làm tăng chi phí giao dịch xuyên biên giới; thứ hai là sự phục hồi không đồng đều giữa các khu vực, châu Á và Thái Bình Dương tăng trưởng nhanh hơn châu Âu nhưng nội bộ khu vực này lại phân tán mạnh giữa các nền kinh tế tiên tiến số hóa (ICRV Nhóm I), các nền kinh tế trung gian chuyển đổi (Nhóm III-IV) và các quốc đảo nhỏ Thái Bình Dương dễ tổn thương (Nhóm VI); thứ ba là tình trạng bất định địa chính trị kéo dài, đẩy nhiều doanh nghiệp đa quốc gia vào tình huống phải thiết kế chiến lược</w:t>
+      </w:r>
+      <w:r>
+        <w:t xml:space="preserve"> </w:t>
+      </w:r>
+      <w:r>
+        <w:t xml:space="preserve">“</w:t>
+      </w:r>
+      <w:r>
+        <w:t xml:space="preserve">hedging-by-regime</w:t>
+      </w:r>
+      <w:r>
+        <w:t xml:space="preserve">”</w:t>
+      </w:r>
+      <w:r>
+        <w:t xml:space="preserve"> </w:t>
+      </w:r>
+      <w:r>
+        <w:t xml:space="preserve">(chọn dải thể chế ổn định để đặt trụ sở chiến lược). Verbeke (2026) gọi đây là vấn đề Political License to Operate (PLO), một tham số cắt ngang định hình toàn bộ kiến trúc quản trị doanh nghiệp đa quốc gia. Đối chiếu với khung phân tầng CIMT–ICRV–CDCM của luận án: bối cảnh</w:t>
+      </w:r>
+      <w:r>
+        <w:t xml:space="preserve"> </w:t>
+      </w:r>
+      <w:r>
+        <w:t xml:space="preserve">“</w:t>
+      </w:r>
+      <w:r>
+        <w:t xml:space="preserve">Under Pressure</w:t>
+      </w:r>
+      <w:r>
+        <w:t xml:space="preserve">”</w:t>
+      </w:r>
+      <w:r>
+        <w:t xml:space="preserve"> </w:t>
+      </w:r>
+      <w:r>
+        <w:t xml:space="preserve">của OECD chính là minh chứng vĩ mô cho cơ chế</w:t>
+      </w:r>
+      <w:r>
+        <w:t xml:space="preserve"> </w:t>
+      </w:r>
+      <w:r>
+        <w:rPr>
+          <w:iCs/>
+          <w:i/>
+        </w:rPr>
+        <w:t xml:space="preserve">institutional-void amplification</w:t>
+      </w:r>
+      <w:r>
+        <w:t xml:space="preserve"> </w:t>
+      </w:r>
+      <w:r>
+        <w:t xml:space="preserve">mà CIMT dự đoán, vì khi sức ép địa chính trị tăng, các kênh thay thế thể chế (digital substitution, public infrastructure) trở nên quan trọng hơn, đúng với observable signature CDCM mà bài báo capstone đa quốc gia (P7) ghi nhận qua tương tác DAI × ICRV (p = 0,049).</w:t>
+      </w:r>
+    </w:p>
     <w:p>
       <w:r>
         <w:pict>
@@ -4759,9 +4863,9 @@
         </w:pict>
       </w:r>
     </w:p>
-    <w:bookmarkEnd w:id="32"/>
     <w:bookmarkEnd w:id="33"/>
-    <w:bookmarkStart w:id="43" w:name="X17daa0e29aa21f9f5e68f9f206a3b1f337ad328"/>
+    <w:bookmarkEnd w:id="34"/>
+    <w:bookmarkStart w:id="44" w:name="X17daa0e29aa21f9f5e68f9f206a3b1f337ad328"/>
     <w:p>
       <w:pPr>
         <w:pStyle w:val="Heading2"/>
@@ -4770,7 +4874,7 @@
         <w:t xml:space="preserve">CHƯƠNG 7 — KHOẢNG TRỐNG THỰC TIỄN VÀ KẾT LUẬN</w:t>
       </w:r>
     </w:p>
-    <w:bookmarkStart w:id="34" w:name="Xffcb779075ac33290da15d3166d835ab6e85124"/>
+    <w:bookmarkStart w:id="35" w:name="Xffcb779075ac33290da15d3166d835ab6e85124"/>
     <w:p>
       <w:pPr>
         <w:pStyle w:val="Heading3"/>
@@ -4867,8 +4971,8 @@
         <w:t xml:space="preserve">thiếu bằng chứng firm-level cho chi phí buộc phải quốc tế hóa (forced internationalization penalty) ở các nền kinh tế đảo nhỏ biên.</w:t>
       </w:r>
     </w:p>
-    <w:bookmarkEnd w:id="34"/>
-    <w:bookmarkStart w:id="35" w:name="kết-luận-chính-tám-kết-luận"/>
+    <w:bookmarkEnd w:id="35"/>
+    <w:bookmarkStart w:id="36" w:name="kết-luận-chính-tám-kết-luận"/>
     <w:p>
       <w:pPr>
         <w:pStyle w:val="Heading3"/>
@@ -5029,8 +5133,8 @@
         <w:t xml:space="preserve">hiệu ứng cố định và sáu giả thuyết H1–H6 của CĐ2 (xem Mục 4.7 file 15).</w:t>
       </w:r>
     </w:p>
-    <w:bookmarkEnd w:id="35"/>
-    <w:bookmarkStart w:id="40" w:name="hàm-ý-cho-luận-án-và-chuyên-đề-2"/>
+    <w:bookmarkEnd w:id="36"/>
+    <w:bookmarkStart w:id="41" w:name="hàm-ý-cho-luận-án-và-chuyên-đề-2"/>
     <w:p>
       <w:pPr>
         <w:pStyle w:val="Heading3"/>
@@ -5039,7 +5143,7 @@
         <w:t xml:space="preserve">7.3 Hàm ý cho luận án và Chuyên đề 2</w:t>
       </w:r>
     </w:p>
-    <w:bookmarkStart w:id="36" w:name="hàm-ý-lý-thuyết"/>
+    <w:bookmarkStart w:id="37" w:name="hàm-ý-lý-thuyết"/>
     <w:p>
       <w:pPr>
         <w:pStyle w:val="Heading4"/>
@@ -5202,8 +5306,8 @@
         <w:t xml:space="preserve">(Verhoef et al., 2021), tức số hóa hình thức không chuyển thành năng suất, và lưu ý mức độ sẵn sàng AI không đồng đều theo Chỉ số Sẵn sàng AI (AI Preparedness Index) giữa các phân nhóm con.</w:t>
       </w:r>
     </w:p>
-    <w:bookmarkEnd w:id="36"/>
-    <w:bookmarkStart w:id="37" w:name="hàm-ý-phương-pháp-luận"/>
+    <w:bookmarkEnd w:id="37"/>
+    <w:bookmarkStart w:id="38" w:name="hàm-ý-phương-pháp-luận"/>
     <w:p>
       <w:pPr>
         <w:pStyle w:val="Heading4"/>
@@ -5334,8 +5438,8 @@
         <w:t xml:space="preserve">đưa khung industry FE 9 ngành cùng các kiểm định mẫu con (Mục 7.3.4) vào thiết kế nhận diện. Bộ tám kiểm định độ vững cốt lõi ở Mục 7.3.4 vận hành hóa các hàm ý này.</w:t>
       </w:r>
     </w:p>
-    <w:bookmarkEnd w:id="37"/>
-    <w:bookmarkStart w:id="38" w:name="X72d3008b4a85d47be9732498c7193c9047a9dbc"/>
+    <w:bookmarkEnd w:id="38"/>
+    <w:bookmarkStart w:id="39" w:name="X72d3008b4a85d47be9732498c7193c9047a9dbc"/>
     <w:p>
       <w:pPr>
         <w:pStyle w:val="Heading4"/>
@@ -6558,8 +6662,8 @@
         <w:t xml:space="preserve">(proxy: market diversification HHI + buffer inventory days + forex hedging ratio + multi-currency invoicing %) để test xem doanh nghiệp có hedging capability cao có productivity payoff dài hạn ổn định hơn không (vs short-term boost rồi exhaustion). Robustness check #9 (hedging-adjusted), bổ sung sau front-loading-adjusted (#8).</w:t>
       </w:r>
     </w:p>
-    <w:bookmarkEnd w:id="38"/>
-    <w:bookmarkStart w:id="39" w:name="X57ab092dce38661557cf0c1a1da66622616be93"/>
+    <w:bookmarkEnd w:id="39"/>
+    <w:bookmarkStart w:id="40" w:name="X57ab092dce38661557cf0c1a1da66622616be93"/>
     <w:p>
       <w:pPr>
         <w:pStyle w:val="Heading4"/>
@@ -6817,9 +6921,9 @@
         <w:t xml:space="preserve">: ngoài tám kiểm định cốt lõi trên, các tiểu cảnh điển hình của Chương 5 và lý giải Chương 6 gợi ý thêm một số kiểm định bổ trợ đặc thù: điều chỉnh theo cơ cấu ngành (sector composition adjustment, Mục 5.3), loại doanh nghiệp xác sống khỏi mẫu phụ Trung Quốc (zombie-excluded re-estimation, Mục 5.4), hiệu chỉnh theo hiệu ứng đẩy nhanh giao hàng (front-loading-adjusted, Mục 6), điều chỉnh theo năng lực phòng ngừa (hedging-adjusted, Mục 7.3.3) và panel xác thực hậu đại dịch độc lập (Mục 4.11.3 file 15). Các kiểm định bổ trợ này phục vụ những câu hỏi đặc thù quốc gia hoặc đặc thù bối cảnh 2026, không thay thế tám kiểm định cốt lõi mang tính cấu trúc.</w:t>
       </w:r>
     </w:p>
-    <w:bookmarkEnd w:id="39"/>
     <w:bookmarkEnd w:id="40"/>
-    <w:bookmarkStart w:id="41" w:name="hạn-chế-của-chuyên-đề"/>
+    <w:bookmarkEnd w:id="41"/>
+    <w:bookmarkStart w:id="42" w:name="hạn-chế-của-chuyên-đề"/>
     <w:p>
       <w:pPr>
         <w:pStyle w:val="Heading3"/>
@@ -7118,8 +7222,8 @@
         <w:t xml:space="preserve">, tức quy mô hiệu ứng gộp (pooled effect size) chuẩn hóa và khoảng tin cậy xuyên 47 nền kinh tế. Bằng chứng cường độ này phụ thuộc vào bài báo tổng hợp định lượng phân tích tổng hợp (đang chuẩn bị, phương pháp PRISMA 2020). Cho tới khi phân tích tổng hợp hoàn thành, mọi phát biểu về độ lớn hiệu ứng tổng hợp phải được trình bày như giả định cần kiểm chứng, không phải kết luận đã xác lập.</w:t>
       </w:r>
     </w:p>
-    <w:bookmarkEnd w:id="41"/>
-    <w:bookmarkStart w:id="42" w:name="kế-hoạch-hoàn-thiện"/>
+    <w:bookmarkEnd w:id="42"/>
+    <w:bookmarkStart w:id="43" w:name="kế-hoạch-hoàn-thiện"/>
     <w:p>
       <w:pPr>
         <w:pStyle w:val="Heading3"/>
@@ -7287,9 +7391,9 @@
         </w:pict>
       </w:r>
     </w:p>
-    <w:bookmarkEnd w:id="42"/>
     <w:bookmarkEnd w:id="43"/>
-    <w:bookmarkStart w:id="44" w:name="tài-liệu-tham-khảo"/>
+    <w:bookmarkEnd w:id="44"/>
+    <w:bookmarkStart w:id="45" w:name="tài-liệu-tham-khảo"/>
     <w:p>
       <w:pPr>
         <w:pStyle w:val="Heading2"/>
@@ -7328,8 +7432,8 @@
         </w:pict>
       </w:r>
     </w:p>
-    <w:bookmarkEnd w:id="44"/>
-    <w:bookmarkStart w:id="47" w:name="phụ-lục"/>
+    <w:bookmarkEnd w:id="45"/>
+    <w:bookmarkStart w:id="48" w:name="phụ-lục"/>
     <w:p>
       <w:pPr>
         <w:pStyle w:val="Heading2"/>
@@ -7338,7 +7442,7 @@
         <w:t xml:space="preserve">PHỤ LỤC</w:t>
       </w:r>
     </w:p>
-    <w:bookmarkStart w:id="45" w:name="Xac7090a743afa00f99b5424d88f7949cab3c6cf"/>
+    <w:bookmarkStart w:id="46" w:name="Xac7090a743afa00f99b5424d88f7949cab3c6cf"/>
     <w:p>
       <w:pPr>
         <w:pStyle w:val="Heading3"/>
@@ -7355,8 +7459,8 @@
         <w:t xml:space="preserve">47 nước, 108 cặp QG×năm, 101.185 doanh nghiệp, 7 SIDS bao gồm Kiribati 2025.</w:t>
       </w:r>
     </w:p>
-    <w:bookmarkEnd w:id="45"/>
-    <w:bookmarkStart w:id="46" w:name="phụ-lục-b-g"/>
+    <w:bookmarkEnd w:id="46"/>
+    <w:bookmarkStart w:id="47" w:name="phụ-lục-b-g"/>
     <w:p>
       <w:pPr>
         <w:pStyle w:val="Heading3"/>
@@ -7373,9 +7477,9 @@
         <w:t xml:space="preserve">(Sẽ mở rộng giai đoạn 1–3 tháng 6–8/2026.)</w:t>
       </w:r>
     </w:p>
-    <w:bookmarkEnd w:id="46"/>
     <w:bookmarkEnd w:id="47"/>
     <w:bookmarkEnd w:id="48"/>
+    <w:bookmarkEnd w:id="49"/>
     <w:sectPr>
       <w:pgSz w:h="16838" w:w="11906"/>
       <w:pgMar w:bottom="1134" w:left="1701" w:right="1134" w:top="1134"/>
